--- a/workspace-autosavants/引信关键技术与国际比较/引信关键技术与国际比较_小论文_模板v7.docx
+++ b/workspace-autosavants/引信关键技术与国际比较/引信关键技术与国际比较_小论文_模板v7.docx
@@ -165,7 +165,7 @@
           <w:lang w:val="en-US" w:eastAsia="zh-CN" w:bidi="ar"/>
           <w14:ligatures w14:val="standardContextual"/>
         </w:rPr>
-        <w:t>340 种引信与部队 16 类、400 余种弹药并存，部分型号更新较快，但老型号仍需长期保障。在此背景下，本文围绕两个问题展开分析：一是我国引信最需要优先突破的关键技术；二是相对于国外先进水平，我国处于何种阶段。文章重点讨论了增程技术链、电磁发射与液体发射药适配、底排增程一致性、滑翔与复合增程、激光末制导与半主动制导、卫星/惯性复合、155 弹道修正引信、可编程电子时引信等方向。研究认为，我国已具备局部并跑基础，但在统型化深度、批量一致性、抗干扰稳健性与全寿命周期闭环方面仍存在阶段差距。后续应以统型化平台、标准化接口、可靠性优先和数据闭环迭代为主线推进建设。</w:t>
+        <w:t>340 种引信与部队 16 类、400 余种弹药并存，部分型号更新较快，但老型号仍需长期保障。在此背景下，本文围绕两个问题展开分析：一是我国引信最需要优先突破的关键技术；二是相对于国外先进水平，我国处于何种阶段。文章重点讨论了增程技术链、电磁发射与液体发射药适配、底排增程一致性、滑翔与复合增程、激光末制导与半主动制导、卫星/惯性复合、某型弹道修正引信、可编程电子时引信等方向。研究认为，我国已具备局部并跑基础，但在统型化深度、批量一致性、抗干扰稳健性与全寿命周期闭环方面仍存在阶段差距。后续应以统型化平台、标准化接口、可靠性优先和数据闭环迭代为主线推进建设。</w:t>
       </w:r>
     </w:p>
     <w:p>
@@ -594,7 +594,7 @@
           <w:lang w:val="en-US" w:eastAsia="zh-CN" w:bidi="ar"/>
           <w14:ligatures w14:val="standardContextual"/>
         </w:rPr>
-        <w:t>The fuze is the core component in the ammunition system responsible for safety arming, arming decision, detonation control, and mission adaptation. Its technical level not only affects the effectiveness of a single round of ammunition, but also directly impacts the efficiency of the troops' system support. Based on existing materials, China's current fuze development exhibits obvious parallel characteristics: about 340 types of fuzes coexist with 16 categories and over 400 types of ammunition in the troops. While some models are updated rapidly, older models still require long-term support. In this context, this paper focuses on analyzing two issues: first, the key technologies that China's fuzes urgently need to prioritize for breakthroughs; second, the current stage of China compared to advanced foreign levels. The article emphasizes discussions on directions such as the extended-range technology chain, adaptation to electromagnetic launch and liquid propellants, consistency in base bleed extended range, gliding and composite extended range, laser terminal guidance and semi-active guidance, satellite/inertial composite, 155mm trajectory correction fuzes, and programmable electronic time fuzes. The research concludes that China already possesses a foundation to run parallel in certain areas, but stage gaps remain in the depth of model unification, batch consistency, anti-interference robustness, and the whole-life-cycle closed loop.</w:t>
+        <w:t>The fuze is the core component in the ammunition system responsible for safety arming, arming decision, detonation control, and mission adaptation. Its technical level not only affects the effectiveness of a single round of ammunition, but also directly impacts the efficiency of the troops' system support. Based on existing materials, China's current fuze development exhibits obvious parallel characteristics: about 340 types of fuzes coexist with 16 categories and over 400 types of ammunition in the troops. While some models are updated rapidly, older models still require long-term support. In this context, this paper focuses on analyzing two issues: first, the key technologies that China's fuzes urgently need to prioritize for breakthroughs; second, the current stage of China compared to advanced foreign levels. The article emphasizes discussions on directions such as the extended-range technology chain, adaptation to electromagnetic launch and liquid propellants, consistency in base bleed extended range, gliding and composite extended range, laser terminal guidance and semi-active guidance, satellite/inertial composite, trajectory correction fuzes, and programmable electronic time fuzes. The research concludes that China already possesses a foundation to run parallel in certain areas, but stage gaps remain in the depth of model unification, batch consistency, anti-interference robustness, and the whole-life-cycle closed loop.</w:t>
       </w:r>
       <w:r>
         <w:rPr>
@@ -1951,298 +1951,303 @@
         </w:rPr>
         <w:t>6 发展建议</w:t>
       </w:r>
-    </w:p>
-    <w:p>
-      <w:pPr>
-        <w:spacing w:before="120" w:after="40" w:line="240" w:lineRule="atLeast"/>
-        <w:rPr>
-          <w:rFonts w:hint="eastAsia" w:ascii="黑体" w:hAnsi="黑体" w:eastAsia="黑体" w:cs="Times New Roman"/>
-          <w:b/>
-          <w:sz w:val="18"/>
-        </w:rPr>
-      </w:pPr>
-      <w:r>
-        <w:rPr>
-          <w:rFonts w:hint="eastAsia" w:ascii="黑体" w:hAnsi="黑体" w:eastAsia="黑体" w:cs="Times New Roman"/>
-          <w:b/>
-          <w:sz w:val="18"/>
-        </w:rPr>
-        <w:t>6.1 以统型化平台压缩体系复杂度</w:t>
-      </w:r>
-    </w:p>
-    <w:p>
-      <w:pPr>
-        <w:spacing w:after="40" w:line="240" w:lineRule="atLeast"/>
-        <w:ind w:firstLine="420"/>
-        <w:rPr>
-          <w:rFonts w:hint="eastAsia" w:ascii="宋体" w:hAnsi="宋体" w:eastAsia="宋体" w:cs="Times New Roman"/>
-          <w:sz w:val="18"/>
-        </w:rPr>
-      </w:pPr>
-      <w:r>
-        <w:rPr>
-          <w:rFonts w:hint="eastAsia" w:ascii="宋体" w:hAnsi="宋体" w:eastAsia="宋体" w:cs="Times New Roman"/>
-          <w:sz w:val="18"/>
-        </w:rPr>
-        <w:t>以少量通用平台覆盖更多弹种场景，推动型号统型和火工品统型，降低重复开发和保障成本。</w:t>
-      </w:r>
-    </w:p>
-    <w:p>
-      <w:pPr>
-        <w:spacing w:before="120" w:after="40" w:line="240" w:lineRule="atLeast"/>
-        <w:ind w:firstLine="420"/>
-        <w:rPr>
-          <w:rFonts w:hint="eastAsia" w:ascii="黑体" w:hAnsi="黑体" w:eastAsia="黑体" w:cs="Times New Roman"/>
-          <w:b/>
-          <w:sz w:val="18"/>
-        </w:rPr>
-      </w:pPr>
-      <w:r>
-        <w:rPr>
-          <w:rFonts w:hint="eastAsia" w:ascii="黑体" w:hAnsi="黑体" w:eastAsia="黑体" w:cs="Times New Roman"/>
-          <w:b/>
-          <w:sz w:val="18"/>
-        </w:rPr>
-        <w:t>6.2 以增程技术链协同为抓手</w:t>
-      </w:r>
-    </w:p>
-    <w:p>
-      <w:pPr>
-        <w:spacing w:after="40" w:line="240" w:lineRule="atLeast"/>
-        <w:ind w:firstLine="420"/>
-        <w:rPr>
-          <w:rFonts w:hint="eastAsia" w:ascii="宋体" w:hAnsi="宋体" w:eastAsia="宋体" w:cs="Times New Roman"/>
-          <w:sz w:val="18"/>
-        </w:rPr>
-      </w:pPr>
-      <w:r>
-        <w:rPr>
-          <w:rFonts w:hint="eastAsia" w:ascii="宋体" w:hAnsi="宋体" w:eastAsia="宋体" w:cs="Times New Roman"/>
-          <w:sz w:val="18"/>
-        </w:rPr>
-        <w:t>围绕底排点火一致性、药柱燃烧规律、复合增程协同控制开展联合攻关，避免单点突破后整体收益有限。</w:t>
-      </w:r>
-    </w:p>
-    <w:p>
-      <w:pPr>
-        <w:spacing w:before="120" w:after="40" w:line="240" w:lineRule="atLeast"/>
-        <w:ind w:firstLine="420"/>
-        <w:rPr>
-          <w:rFonts w:hint="eastAsia" w:ascii="黑体" w:hAnsi="黑体" w:eastAsia="黑体" w:cs="Times New Roman"/>
-          <w:b/>
-          <w:sz w:val="18"/>
-        </w:rPr>
-      </w:pPr>
-      <w:r>
-        <w:rPr>
-          <w:rFonts w:hint="eastAsia" w:ascii="黑体" w:hAnsi="黑体" w:eastAsia="黑体" w:cs="Times New Roman"/>
-          <w:b/>
-          <w:sz w:val="18"/>
-        </w:rPr>
-        <w:t>6.3 提升激光与复合制导的环境稳健性</w:t>
-      </w:r>
-    </w:p>
-    <w:p>
-      <w:pPr>
-        <w:spacing w:after="40" w:line="240" w:lineRule="atLeast"/>
-        <w:ind w:firstLine="420"/>
-        <w:rPr>
-          <w:rFonts w:hint="eastAsia" w:ascii="宋体" w:hAnsi="宋体" w:eastAsia="宋体" w:cs="Times New Roman"/>
-          <w:sz w:val="18"/>
-        </w:rPr>
-      </w:pPr>
-      <w:r>
-        <w:rPr>
-          <w:rFonts w:hint="eastAsia" w:ascii="宋体" w:hAnsi="宋体" w:eastAsia="宋体" w:cs="Times New Roman"/>
-          <w:sz w:val="18"/>
-        </w:rPr>
-        <w:t>针对高原和强干扰场景，重点提升射击诸元解算速度、控制稳健性和抗干扰能力，降低命中率波动。</w:t>
-      </w:r>
-    </w:p>
-    <w:p>
-      <w:pPr>
-        <w:spacing w:before="120" w:after="40" w:line="240" w:lineRule="atLeast"/>
-        <w:ind w:firstLine="420"/>
-        <w:rPr>
-          <w:rFonts w:hint="eastAsia" w:ascii="黑体" w:hAnsi="黑体" w:eastAsia="黑体" w:cs="Times New Roman"/>
-          <w:b/>
-          <w:sz w:val="18"/>
-        </w:rPr>
-      </w:pPr>
-      <w:r>
-        <w:rPr>
-          <w:rFonts w:hint="eastAsia" w:ascii="黑体" w:hAnsi="黑体" w:eastAsia="黑体" w:cs="Times New Roman"/>
-          <w:b/>
-          <w:sz w:val="18"/>
-        </w:rPr>
-        <w:t>6.4 建立 155 弹道修正引信系统级验证体系</w:t>
-      </w:r>
-    </w:p>
-    <w:p>
-      <w:pPr>
-        <w:spacing w:after="40" w:line="240" w:lineRule="atLeast"/>
-        <w:ind w:firstLine="420"/>
-        <w:rPr>
-          <w:rFonts w:hint="eastAsia" w:ascii="宋体" w:hAnsi="宋体" w:eastAsia="宋体" w:cs="Times New Roman"/>
-          <w:sz w:val="18"/>
-        </w:rPr>
-      </w:pPr>
-      <w:r>
-        <w:rPr>
-          <w:rFonts w:hint="eastAsia" w:ascii="宋体" w:hAnsi="宋体" w:eastAsia="宋体" w:cs="Times New Roman"/>
-          <w:sz w:val="18"/>
-        </w:rPr>
-        <w:t>将高过载、高旋转工况验证前移，把器件、结构、算法和封装放在同一验证框架内，提升批量应用可靠性。</w:t>
-      </w:r>
-    </w:p>
-    <w:p>
-      <w:pPr>
-        <w:spacing w:before="120" w:after="40" w:line="240" w:lineRule="atLeast"/>
-        <w:ind w:firstLine="420"/>
-        <w:rPr>
-          <w:rFonts w:hint="eastAsia" w:ascii="黑体" w:hAnsi="黑体" w:eastAsia="黑体" w:cs="Times New Roman"/>
-          <w:b/>
-          <w:sz w:val="18"/>
-        </w:rPr>
-      </w:pPr>
-      <w:r>
-        <w:rPr>
-          <w:rFonts w:hint="eastAsia" w:ascii="黑体" w:hAnsi="黑体" w:eastAsia="黑体" w:cs="Times New Roman"/>
-          <w:b/>
-          <w:sz w:val="18"/>
-        </w:rPr>
-        <w:t>6.5 强化可编程装填标准和在役数据闭环</w:t>
-      </w:r>
-    </w:p>
-    <w:p>
-      <w:pPr>
-        <w:spacing w:after="40" w:line="240" w:lineRule="atLeast"/>
-        <w:ind w:firstLine="420"/>
-        <w:rPr>
-          <w:rFonts w:hint="eastAsia" w:ascii="宋体" w:hAnsi="宋体" w:eastAsia="宋体" w:cs="Times New Roman"/>
-          <w:sz w:val="18"/>
-        </w:rPr>
-      </w:pPr>
-      <w:r>
-        <w:rPr>
-          <w:rFonts w:hint="eastAsia" w:ascii="宋体" w:hAnsi="宋体" w:eastAsia="宋体" w:cs="Times New Roman"/>
-          <w:sz w:val="18"/>
-        </w:rPr>
-        <w:t>统一参数定义、版本追溯、权限控制和故障回流机制，实现可配置、可追踪、可维护的工程闭环。</w:t>
-      </w:r>
-    </w:p>
-    <w:p>
-      <w:pPr>
-        <w:spacing w:before="120" w:after="40" w:line="240" w:lineRule="atLeast"/>
-        <w:ind w:firstLine="420"/>
-        <w:rPr>
-          <w:rFonts w:hint="eastAsia" w:ascii="黑体" w:hAnsi="黑体" w:eastAsia="黑体" w:cs="Times New Roman"/>
-          <w:b/>
-          <w:sz w:val="18"/>
-        </w:rPr>
-      </w:pPr>
-      <w:r>
-        <w:rPr>
-          <w:rFonts w:hint="eastAsia" w:ascii="黑体" w:hAnsi="黑体" w:eastAsia="黑体" w:cs="Times New Roman"/>
-          <w:b/>
-          <w:sz w:val="18"/>
-        </w:rPr>
-        <w:t>6.6 兼顾安全指标与新型能源方向</w:t>
-      </w:r>
-    </w:p>
-    <w:p>
-      <w:pPr>
-        <w:spacing w:after="40" w:line="240" w:lineRule="atLeast"/>
-        <w:ind w:firstLine="420"/>
-        <w:rPr>
-          <w:rFonts w:hint="eastAsia" w:ascii="宋体" w:hAnsi="宋体" w:eastAsia="宋体" w:cs="Times New Roman"/>
-          <w:sz w:val="18"/>
-        </w:rPr>
-      </w:pPr>
-      <w:r>
-        <w:rPr>
-          <w:rFonts w:hint="eastAsia" w:ascii="宋体" w:hAnsi="宋体" w:eastAsia="宋体" w:cs="Times New Roman"/>
-          <w:sz w:val="18"/>
-        </w:rPr>
-        <w:t>在推进新能源电池与分布式嵌入引信方向时，应同步强化安全保险机构设计与失效控制，确保性能升级不以安全边界为代价。</w:t>
-      </w:r>
-    </w:p>
-    <w:p>
-      <w:pPr>
-        <w:spacing w:before="160" w:after="60" w:line="240" w:lineRule="atLeast"/>
-        <w:rPr>
-          <w:rFonts w:hint="eastAsia" w:ascii="黑体" w:hAnsi="黑体" w:eastAsia="黑体" w:cs="Times New Roman"/>
-          <w:b/>
-          <w:sz w:val="24"/>
-        </w:rPr>
-      </w:pPr>
-      <w:r>
-        <w:rPr>
-          <w:rFonts w:hint="eastAsia" w:ascii="黑体" w:hAnsi="黑体" w:eastAsia="黑体" w:cs="Times New Roman"/>
-          <w:b/>
-          <w:sz w:val="24"/>
-        </w:rPr>
-        <w:t>7 结论</w:t>
-      </w:r>
-    </w:p>
-    <w:p>
-      <w:pPr>
-        <w:spacing w:after="40" w:line="240" w:lineRule="atLeast"/>
-        <w:ind w:firstLine="420"/>
-        <w:rPr>
-          <w:rFonts w:hint="eastAsia" w:ascii="宋体" w:hAnsi="宋体" w:eastAsia="宋体" w:cs="Times New Roman"/>
-          <w:sz w:val="18"/>
-        </w:rPr>
-      </w:pPr>
-      <w:r>
-        <w:rPr>
-          <w:rFonts w:hint="eastAsia" w:ascii="宋体" w:hAnsi="宋体" w:eastAsia="宋体" w:cs="Times New Roman"/>
-          <w:sz w:val="18"/>
-        </w:rPr>
-        <w:t>本文结合具体示例对我国引信关键技术短板进行了补充分析。结论是：我国已具备继续追赶并在局部并跑的基础，但要形成稳定、可持续的竞争力，必须把工作重点放在统型化、增程链条协同、抗干扰制导、弹道修正高可靠验证和全寿命周期闭环上。未来阶段应坚持平台化与标准化并行，通过数据驱动持续迭代，逐步形成高质量引信技术体系。</w:t>
-      </w:r>
-    </w:p>
-    <w:p>
-      <w:pPr>
-        <w:spacing w:before="160" w:after="60" w:line="240" w:lineRule="atLeast"/>
-        <w:rPr>
-          <w:rFonts w:hint="eastAsia" w:ascii="黑体" w:hAnsi="黑体" w:eastAsia="黑体" w:cs="Times New Roman"/>
-          <w:b/>
-          <w:sz w:val="21"/>
-        </w:rPr>
-      </w:pPr>
-      <w:r>
-        <w:rPr>
-          <w:rFonts w:hint="eastAsia" w:ascii="黑体" w:hAnsi="黑体" w:eastAsia="黑体" w:cs="Times New Roman"/>
-          <w:b/>
-          <w:sz w:val="21"/>
-        </w:rPr>
-        <w:t>参考文献</w:t>
-      </w:r>
-    </w:p>
-    <w:p>
-      <w:pPr>
-        <w:spacing w:after="20" w:line="240" w:lineRule="atLeast"/>
-        <w:rPr>
-          <w:rFonts w:hint="eastAsia" w:ascii="宋体" w:hAnsi="宋体" w:eastAsia="宋体" w:cs="Times New Roman"/>
-          <w:sz w:val="18"/>
-        </w:rPr>
-      </w:pPr>
-      <w:r>
-        <w:rPr>
-          <w:rFonts w:hint="eastAsia" w:ascii="宋体" w:hAnsi="宋体" w:eastAsia="宋体" w:cs="Times New Roman"/>
-          <w:sz w:val="18"/>
-        </w:rPr>
-        <w:t>[1] 李文生,车文刚. 通用弹药供应保障业</w:t>
-      </w:r>
       <w:bookmarkStart w:id="0" w:name="_GoBack"/>
       <w:bookmarkEnd w:id="0"/>
-      <w:r>
-        <w:rPr>
-          <w:rFonts w:hint="eastAsia" w:ascii="宋体" w:hAnsi="宋体" w:eastAsia="宋体" w:cs="Times New Roman"/>
-          <w:sz w:val="18"/>
-        </w:rPr>
-        <w:t xml:space="preserve">务流程评价指标体系研究[J]. 物流科技,2009,32(11):105-107. </w:t>
+    </w:p>
+    <w:p>
+      <w:pPr>
+        <w:spacing w:before="120" w:after="40" w:line="240" w:lineRule="atLeast"/>
+        <w:rPr>
+          <w:rFonts w:hint="eastAsia" w:ascii="黑体" w:hAnsi="黑体" w:eastAsia="黑体" w:cs="Times New Roman"/>
+          <w:b/>
+          <w:sz w:val="18"/>
+        </w:rPr>
+      </w:pPr>
+      <w:r>
+        <w:rPr>
+          <w:rFonts w:hint="eastAsia" w:ascii="黑体" w:hAnsi="黑体" w:eastAsia="黑体" w:cs="Times New Roman"/>
+          <w:b/>
+          <w:sz w:val="18"/>
+        </w:rPr>
+        <w:t>6.1 以统型化平台压缩体系复杂度</w:t>
+      </w:r>
+    </w:p>
+    <w:p>
+      <w:pPr>
+        <w:spacing w:after="40" w:line="240" w:lineRule="atLeast"/>
+        <w:ind w:firstLine="420"/>
+        <w:rPr>
+          <w:rFonts w:hint="eastAsia" w:ascii="宋体" w:hAnsi="宋体" w:eastAsia="宋体" w:cs="Times New Roman"/>
+          <w:sz w:val="18"/>
+        </w:rPr>
+      </w:pPr>
+      <w:r>
+        <w:rPr>
+          <w:rFonts w:hint="eastAsia" w:ascii="宋体" w:hAnsi="宋体" w:eastAsia="宋体" w:cs="Times New Roman"/>
+          <w:sz w:val="18"/>
+        </w:rPr>
+        <w:t>以少量通用平台覆盖更多弹种场景，推动型号统型和火工品统型，降低重复开发和保障成本。</w:t>
+      </w:r>
+    </w:p>
+    <w:p>
+      <w:pPr>
+        <w:spacing w:before="120" w:after="40" w:line="240" w:lineRule="atLeast"/>
+        <w:rPr>
+          <w:rFonts w:hint="eastAsia" w:ascii="黑体" w:hAnsi="黑体" w:eastAsia="黑体" w:cs="Times New Roman"/>
+          <w:b/>
+          <w:sz w:val="18"/>
+        </w:rPr>
+      </w:pPr>
+      <w:r>
+        <w:rPr>
+          <w:rFonts w:hint="eastAsia" w:ascii="黑体" w:hAnsi="黑体" w:eastAsia="黑体" w:cs="Times New Roman"/>
+          <w:b/>
+          <w:sz w:val="18"/>
+        </w:rPr>
+        <w:t>6.2 以增程技术链协同为抓手</w:t>
+      </w:r>
+    </w:p>
+    <w:p>
+      <w:pPr>
+        <w:spacing w:after="40" w:line="240" w:lineRule="atLeast"/>
+        <w:ind w:firstLine="420"/>
+        <w:rPr>
+          <w:rFonts w:hint="eastAsia" w:ascii="宋体" w:hAnsi="宋体" w:eastAsia="宋体" w:cs="Times New Roman"/>
+          <w:sz w:val="18"/>
+        </w:rPr>
+      </w:pPr>
+      <w:r>
+        <w:rPr>
+          <w:rFonts w:hint="eastAsia" w:ascii="宋体" w:hAnsi="宋体" w:eastAsia="宋体" w:cs="Times New Roman"/>
+          <w:sz w:val="18"/>
+        </w:rPr>
+        <w:t>围绕底排点火一致性、药柱燃烧规律、复合增程协同控制开展联合攻关，避免单点突破后整体收益有限。</w:t>
+      </w:r>
+    </w:p>
+    <w:p>
+      <w:pPr>
+        <w:spacing w:before="120" w:after="40" w:line="240" w:lineRule="atLeast"/>
+        <w:rPr>
+          <w:rFonts w:hint="eastAsia" w:ascii="黑体" w:hAnsi="黑体" w:eastAsia="黑体" w:cs="Times New Roman"/>
+          <w:b/>
+          <w:sz w:val="18"/>
+        </w:rPr>
+      </w:pPr>
+      <w:r>
+        <w:rPr>
+          <w:rFonts w:hint="eastAsia" w:ascii="黑体" w:hAnsi="黑体" w:eastAsia="黑体" w:cs="Times New Roman"/>
+          <w:b/>
+          <w:sz w:val="18"/>
+        </w:rPr>
+        <w:t>6.3 提升激光与复合制导的环境稳健性</w:t>
+      </w:r>
+    </w:p>
+    <w:p>
+      <w:pPr>
+        <w:spacing w:after="40" w:line="240" w:lineRule="atLeast"/>
+        <w:ind w:firstLine="420"/>
+        <w:rPr>
+          <w:rFonts w:hint="eastAsia" w:ascii="宋体" w:hAnsi="宋体" w:eastAsia="宋体" w:cs="Times New Roman"/>
+          <w:sz w:val="18"/>
+        </w:rPr>
+      </w:pPr>
+      <w:r>
+        <w:rPr>
+          <w:rFonts w:hint="eastAsia" w:ascii="宋体" w:hAnsi="宋体" w:eastAsia="宋体" w:cs="Times New Roman"/>
+          <w:sz w:val="18"/>
+        </w:rPr>
+        <w:t>针对高原和强干扰场景，重点提升射击诸元解算速度、控制稳健性和抗干扰能力，降低命中率波动。</w:t>
+      </w:r>
+    </w:p>
+    <w:p>
+      <w:pPr>
+        <w:spacing w:before="120" w:after="40" w:line="240" w:lineRule="atLeast"/>
+        <w:rPr>
+          <w:rFonts w:hint="eastAsia" w:ascii="黑体" w:hAnsi="黑体" w:eastAsia="黑体" w:cs="Times New Roman"/>
+          <w:b/>
+          <w:sz w:val="18"/>
+        </w:rPr>
+      </w:pPr>
+      <w:r>
+        <w:rPr>
+          <w:rFonts w:hint="eastAsia" w:ascii="黑体" w:hAnsi="黑体" w:eastAsia="黑体" w:cs="Times New Roman"/>
+          <w:b/>
+          <w:sz w:val="18"/>
+        </w:rPr>
+        <w:t>6.4 建立</w:t>
+      </w:r>
+      <w:r>
+        <w:rPr>
+          <w:rFonts w:hint="eastAsia" w:ascii="黑体" w:hAnsi="黑体" w:eastAsia="黑体" w:cs="Times New Roman"/>
+          <w:b/>
+          <w:sz w:val="18"/>
+          <w:lang w:val="en-US" w:eastAsia="zh-CN"/>
+        </w:rPr>
+        <w:t>某型</w:t>
+      </w:r>
+      <w:r>
+        <w:rPr>
+          <w:rFonts w:hint="eastAsia" w:ascii="黑体" w:hAnsi="黑体" w:eastAsia="黑体" w:cs="Times New Roman"/>
+          <w:b/>
+          <w:sz w:val="18"/>
+        </w:rPr>
+        <w:t>弹道修正引信系统级验证体系</w:t>
+      </w:r>
+    </w:p>
+    <w:p>
+      <w:pPr>
+        <w:spacing w:after="40" w:line="240" w:lineRule="atLeast"/>
+        <w:ind w:firstLine="420"/>
+        <w:rPr>
+          <w:rFonts w:hint="eastAsia" w:ascii="宋体" w:hAnsi="宋体" w:eastAsia="宋体" w:cs="Times New Roman"/>
+          <w:sz w:val="18"/>
+        </w:rPr>
+      </w:pPr>
+      <w:r>
+        <w:rPr>
+          <w:rFonts w:hint="eastAsia" w:ascii="宋体" w:hAnsi="宋体" w:eastAsia="宋体" w:cs="Times New Roman"/>
+          <w:sz w:val="18"/>
+        </w:rPr>
+        <w:t>将高过载、高旋转工况验证前移，把器件、结构、算法和封装放在同一验证框架内，提升批量应用可靠性。</w:t>
+      </w:r>
+    </w:p>
+    <w:p>
+      <w:pPr>
+        <w:spacing w:before="120" w:after="40" w:line="240" w:lineRule="atLeast"/>
+        <w:rPr>
+          <w:rFonts w:hint="eastAsia" w:ascii="黑体" w:hAnsi="黑体" w:eastAsia="黑体" w:cs="Times New Roman"/>
+          <w:b/>
+          <w:sz w:val="18"/>
+        </w:rPr>
+      </w:pPr>
+      <w:r>
+        <w:rPr>
+          <w:rFonts w:hint="eastAsia" w:ascii="黑体" w:hAnsi="黑体" w:eastAsia="黑体" w:cs="Times New Roman"/>
+          <w:b/>
+          <w:sz w:val="18"/>
+        </w:rPr>
+        <w:t>6.5 强化可编程装填标准和在役数据闭环</w:t>
+      </w:r>
+    </w:p>
+    <w:p>
+      <w:pPr>
+        <w:spacing w:after="40" w:line="240" w:lineRule="atLeast"/>
+        <w:ind w:firstLine="420"/>
+        <w:rPr>
+          <w:rFonts w:hint="eastAsia" w:ascii="宋体" w:hAnsi="宋体" w:eastAsia="宋体" w:cs="Times New Roman"/>
+          <w:sz w:val="18"/>
+        </w:rPr>
+      </w:pPr>
+      <w:r>
+        <w:rPr>
+          <w:rFonts w:hint="eastAsia" w:ascii="宋体" w:hAnsi="宋体" w:eastAsia="宋体" w:cs="Times New Roman"/>
+          <w:sz w:val="18"/>
+        </w:rPr>
+        <w:t>统一参数定义、版本追溯、权限控制和故障回流机制，实现可配置、可追踪、可维护的工程闭环。</w:t>
+      </w:r>
+    </w:p>
+    <w:p>
+      <w:pPr>
+        <w:spacing w:before="120" w:after="40" w:line="240" w:lineRule="atLeast"/>
+        <w:rPr>
+          <w:rFonts w:hint="eastAsia" w:ascii="黑体" w:hAnsi="黑体" w:eastAsia="黑体" w:cs="Times New Roman"/>
+          <w:b/>
+          <w:sz w:val="18"/>
+        </w:rPr>
+      </w:pPr>
+      <w:r>
+        <w:rPr>
+          <w:rFonts w:hint="eastAsia" w:ascii="黑体" w:hAnsi="黑体" w:eastAsia="黑体" w:cs="Times New Roman"/>
+          <w:b/>
+          <w:sz w:val="18"/>
+        </w:rPr>
+        <w:t>6.6 兼顾安全指标与新型能源方向</w:t>
+      </w:r>
+    </w:p>
+    <w:p>
+      <w:pPr>
+        <w:spacing w:after="40" w:line="240" w:lineRule="atLeast"/>
+        <w:ind w:firstLine="420"/>
+        <w:rPr>
+          <w:rFonts w:hint="eastAsia" w:ascii="宋体" w:hAnsi="宋体" w:eastAsia="宋体" w:cs="Times New Roman"/>
+          <w:sz w:val="18"/>
+        </w:rPr>
+      </w:pPr>
+      <w:r>
+        <w:rPr>
+          <w:rFonts w:hint="eastAsia" w:ascii="宋体" w:hAnsi="宋体" w:eastAsia="宋体" w:cs="Times New Roman"/>
+          <w:sz w:val="18"/>
+        </w:rPr>
+        <w:t>在推进新能源电池与分布式嵌入引信方向时，应同步强化安全保险机构设计与失效控制，确保性能升级不以安全边界为代价。</w:t>
+      </w:r>
+    </w:p>
+    <w:p>
+      <w:pPr>
+        <w:spacing w:before="160" w:after="60" w:line="240" w:lineRule="atLeast"/>
+        <w:rPr>
+          <w:rFonts w:hint="eastAsia" w:ascii="黑体" w:hAnsi="黑体" w:eastAsia="黑体" w:cs="Times New Roman"/>
+          <w:b/>
+          <w:sz w:val="24"/>
+        </w:rPr>
+      </w:pPr>
+      <w:r>
+        <w:rPr>
+          <w:rFonts w:hint="eastAsia" w:ascii="黑体" w:hAnsi="黑体" w:eastAsia="黑体" w:cs="Times New Roman"/>
+          <w:b/>
+          <w:sz w:val="24"/>
+        </w:rPr>
+        <w:t>7 结论</w:t>
+      </w:r>
+    </w:p>
+    <w:p>
+      <w:pPr>
+        <w:spacing w:after="40" w:line="240" w:lineRule="atLeast"/>
+        <w:ind w:firstLine="420"/>
+        <w:rPr>
+          <w:rFonts w:hint="eastAsia" w:ascii="宋体" w:hAnsi="宋体" w:eastAsia="宋体" w:cs="Times New Roman"/>
+          <w:sz w:val="18"/>
+        </w:rPr>
+      </w:pPr>
+      <w:r>
+        <w:rPr>
+          <w:rFonts w:hint="eastAsia" w:ascii="宋体" w:hAnsi="宋体" w:eastAsia="宋体" w:cs="Times New Roman"/>
+          <w:sz w:val="18"/>
+        </w:rPr>
+        <w:t>本文结合具体示例对我国引信关键技术短板进行了补充分析。结论是：我国已具备继续追赶并在局部并跑的基础，但要形成稳定、可持续的竞争力，必须把工作重点放在统型化、增程链条协同、抗干扰制导、弹道修正高可靠验证和全寿命周期闭环上。未来阶段应坚持平台化与标准化并行，通过数据驱动持续迭代，逐步形成高质量引信技术体系。</w:t>
+      </w:r>
+    </w:p>
+    <w:p>
+      <w:pPr>
+        <w:spacing w:before="160" w:after="60" w:line="240" w:lineRule="atLeast"/>
+        <w:rPr>
+          <w:rFonts w:hint="eastAsia" w:ascii="黑体" w:hAnsi="黑体" w:eastAsia="黑体" w:cs="Times New Roman"/>
+          <w:b/>
+          <w:sz w:val="21"/>
+        </w:rPr>
+      </w:pPr>
+      <w:r>
+        <w:rPr>
+          <w:rFonts w:hint="eastAsia" w:ascii="黑体" w:hAnsi="黑体" w:eastAsia="黑体" w:cs="Times New Roman"/>
+          <w:b/>
+          <w:sz w:val="21"/>
+        </w:rPr>
+        <w:t>参考文献</w:t>
+      </w:r>
+    </w:p>
+    <w:p>
+      <w:pPr>
+        <w:spacing w:after="20" w:line="240" w:lineRule="atLeast"/>
+        <w:rPr>
+          <w:rFonts w:hint="eastAsia" w:ascii="宋体" w:hAnsi="宋体" w:eastAsia="宋体" w:cs="Times New Roman"/>
+          <w:sz w:val="18"/>
+        </w:rPr>
+      </w:pPr>
+      <w:r>
+        <w:rPr>
+          <w:rFonts w:hint="eastAsia" w:ascii="宋体" w:hAnsi="宋体" w:eastAsia="宋体" w:cs="Times New Roman"/>
+          <w:sz w:val="18"/>
+        </w:rPr>
+        <w:t xml:space="preserve">[1] 李文生,车文刚. 通用弹药供应保障业务流程评价指标体系研究[J]. 物流科技,2009,32(11):105-107. </w:t>
       </w:r>
     </w:p>
     <w:p>
